--- a/01-Planejamento/03-Estrategia_e_Plano/04-Matriz_Planejamento/AN02 - Matriz de Planejamento.docx
+++ b/01-Planejamento/03-Estrategia_e_Plano/04-Matriz_Planejamento/AN02 - Matriz de Planejamento.docx
@@ -6694,7 +6694,7 @@
                 <w:sz w:val="20"/>
                 <w:szCs w:val="20"/>
               </w:rPr>
-              <w:t>Q6: A organização adota processo formal e padronizado para planejamento, contratação, fiscalização e gestão de soluções de TIC, com participação técnica da área de TIC, alinhamento ao planejamento, requisitos de segurança e critérios objetivos de entrega e desempenho?</w:t>
+              <w:t>Q6: A organização adota processo formal e padronizado para planejamento, contratação, fiscalização e gestão de soluções de TIC, com participação técnica da área de TIC e alinhamento ao planejamento?</w:t>
             </w:r>
           </w:p>
           <w:p ns2:paraId="4ED18313" ns2:textId="42BA0AFF">
@@ -6827,50 +6827,6 @@
                 <w:szCs w:val="20"/>
               </w:rPr>
               <w:t>A equipe de planejamento da contratação é formalmente designada e possui participação técnica de TIC?</w:t>
-            </w:r>
-          </w:p>
-          <w:p ns2:paraId="4ED18313" ns2:textId="42BA0AFF">
-            <w:pPr>
-              <w:pStyle w:val="PargrafodaLista"/>
-              <w:numPr>
-                <w:ilvl w:val="0"/>
-                <w:numId w:val="4"/>
-              </w:numPr>
-              <w:rPr>
-                <w:rFonts w:ascii="Arial" w:hAnsi="Arial" w:cs="Arial"/>
-                <w:sz w:val="20"/>
-                <w:szCs w:val="20"/>
-              </w:rPr>
-            </w:pPr>
-            <w:r>
-              <w:rPr>
-                <w:rFonts w:ascii="Arial" w:hAnsi="Arial" w:cs="Arial"/>
-                <w:sz w:val="20"/>
-                <w:szCs w:val="20"/>
-              </w:rPr>
-              <w:t>Os artefatos de planejamento contemplam requisitos técnicos, riscos, segurança da informação, proteção de dados e critérios objetivos de aceite?</w:t>
-            </w:r>
-          </w:p>
-          <w:p ns2:paraId="4ED18313" ns2:textId="42BA0AFF">
-            <w:pPr>
-              <w:pStyle w:val="PargrafodaLista"/>
-              <w:numPr>
-                <w:ilvl w:val="0"/>
-                <w:numId w:val="4"/>
-              </w:numPr>
-              <w:rPr>
-                <w:rFonts w:ascii="Arial" w:hAnsi="Arial" w:cs="Arial"/>
-                <w:sz w:val="20"/>
-                <w:szCs w:val="20"/>
-              </w:rPr>
-            </w:pPr>
-            <w:r>
-              <w:rPr>
-                <w:rFonts w:ascii="Arial" w:hAnsi="Arial" w:cs="Arial"/>
-                <w:sz w:val="20"/>
-                <w:szCs w:val="20"/>
-              </w:rPr>
-              <w:t>Os contratos possuem níveis mínimos de serviço, métricas de desempenho ou critérios objetivos de fiscalização e recebimento?</w:t>
             </w:r>
           </w:p>
         </w:tc>
@@ -6945,7 +6901,7 @@
                 <w:sz w:val="20"/>
                 <w:szCs w:val="20"/>
               </w:rPr>
-              <w:t>R6.3: Devido à ausência de análise técnica prévia da área de TIC e de alinhamento ao planejamento, poderão ser contratadas soluções incompatíveis com padrões técnicos, requisitos institucionais, segurança ou prioridades definidas.</w:t>
+              <w:t>R6.3: Devido à ausência de análise técnica prévia da área de TIC e de alinhamento ao planejamento, poderão ser contratadas soluções incompatíveis com padrões técnicos, requisitos institucionais ou prioridades definidas.</w:t>
             </w:r>
           </w:p>
           <w:p ns2:paraId="63566D7E" ns2:textId="69F154AC">
@@ -6966,28 +6922,7 @@
                 <w:sz w:val="20"/>
                 <w:szCs w:val="20"/>
               </w:rPr>
-              <w:t>R6.4: Devido à baixa qualidade dos artefatos de planejamento, poderão ser contratadas soluções sem requisitos, riscos, critérios de aceite, proteção de dados ou condições suficientes de fiscalização.</w:t>
-            </w:r>
-          </w:p>
-          <w:p ns2:paraId="63566D7E" ns2:textId="69F154AC">
-            <w:pPr>
-              <w:spacing w:after="120"/>
-              <w:jc w:val="both"/>
-              <w:rPr>
-                <w:rFonts w:ascii="Arial" w:hAnsi="Arial" w:cs="Arial"/>
-                <w:b/>
-                <w:sz w:val="20"/>
-                <w:szCs w:val="20"/>
-              </w:rPr>
-            </w:pPr>
-            <w:r>
-              <w:rPr>
-                <w:rFonts w:ascii="Arial" w:hAnsi="Arial" w:cs="Arial"/>
-                <w:b/>
-                <w:sz w:val="20"/>
-                <w:szCs w:val="20"/>
-              </w:rPr>
-              <w:t>R6.5: Devido à ausência de níveis mínimos de serviço, métricas de desempenho ou fiscalização objetiva, poderá haver pagamento desvinculado da entrega de resultados, qualidade ou desempenho.</w:t>
+              <w:t>R6.4: Devido à ausência de equipe de planejamento formalmente designada e de participação técnica da área de TIC, a instrução da contratação poderá não considerar adequadamente as necessidades institucionais e os aspectos técnicos da solução.</w:t>
             </w:r>
           </w:p>
         </w:tc>
@@ -7391,48 +7326,6 @@
               <w:t>IR7: Resposta e evidência sobre equipe de planejamento formalmente designada e multidisciplinar; [F1, F2, q2804[C], q2801evi]</w:t>
             </w:r>
           </w:p>
-          <w:p ns2:paraId="1DD0E491" ns2:textId="77777777">
-            <w:pPr>
-              <w:jc w:val="both"/>
-              <w:rPr>
-                <w:rFonts w:ascii="Arial" w:hAnsi="Arial" w:cs="Arial"/>
-                <w:b/>
-                <w:bCs/>
-                <w:sz w:val="18"/>
-                <w:szCs w:val="18"/>
-              </w:rPr>
-              <w:spacing w:after="120"/>
-            </w:pPr>
-            <w:r>
-              <w:rPr>
-                <w:rFonts w:ascii="Arial" w:hAnsi="Arial" w:cs="Arial"/>
-                <w:sz w:val="18"/>
-                <w:szCs w:val="18"/>
-              </w:rPr>
-              <w:t>IR8: Resposta e evidência sobre requisitos técnicos, riscos, segurança da informação, proteção de dados e critérios de aceite nos artefatos de planejamento; [F1, F2, q2801ext[B], q2804[E], q2801evi]</w:t>
-            </w:r>
-          </w:p>
-          <w:p ns2:paraId="1DD0E491" ns2:textId="77777777">
-            <w:pPr>
-              <w:jc w:val="both"/>
-              <w:rPr>
-                <w:rFonts w:ascii="Arial" w:hAnsi="Arial" w:cs="Arial"/>
-                <w:b/>
-                <w:bCs/>
-                <w:sz w:val="18"/>
-                <w:szCs w:val="18"/>
-              </w:rPr>
-              <w:spacing w:after="120"/>
-            </w:pPr>
-            <w:r>
-              <w:rPr>
-                <w:rFonts w:ascii="Arial" w:hAnsi="Arial" w:cs="Arial"/>
-                <w:sz w:val="18"/>
-                <w:szCs w:val="18"/>
-              </w:rPr>
-              <w:t>IR9: Resposta e evidência sobre níveis mínimos de serviço, métricas de desempenho ou critérios objetivos de fiscalização e recebimento; [F1, F2, q2804[D], q2801ext[E], q2801ext[F], q2801evi]</w:t>
-            </w:r>
-          </w:p>
         </w:tc>
         <w:tc>
           <w:tcPr>
@@ -7505,7 +7398,7 @@
                 <w:sz w:val="18"/>
                 <w:szCs w:val="18"/>
               </w:rPr>
-              <w:t>C3: Art. 6º, inciso XXIII, alíneas "d", "e", "f" e "g", da Lei 14.133/2021: termo de referência deve conter requisitos da contratação, modelo de execução, modelo de gestão contratual e critérios de medição e pagamento.</w:t>
+              <w:t>C3: Art. 19, inciso IV, da Lei 14.133/2021: instituição de modelos de minutas de editais, termos de referência, contratos padronizados e demais documentos.</w:t>
             </w:r>
           </w:p>
           <w:p ns2:paraId="2667BB09" ns2:textId="2C1623C1">
@@ -7528,7 +7421,7 @@
                 <w:sz w:val="18"/>
                 <w:szCs w:val="18"/>
               </w:rPr>
-              <w:t>C4: Art. 19, inciso IV, da Lei 14.133/2021: instituição de modelos de minutas de editais, termos de referência, contratos padronizados e demais documentos.</w:t>
+              <w:t>C4: Art. 7º, caput, incisos I a III e §1º, da Lei 14.133/2021: designação de agentes públicos para funções essenciais, observados atribuições, formação, segregação de funções e inexistência de vínculos que comprometam a atuação.</w:t>
             </w:r>
           </w:p>
           <w:p ns2:paraId="2667BB09" ns2:textId="2C1623C1">
@@ -7551,7 +7444,7 @@
                 <w:sz w:val="18"/>
                 <w:szCs w:val="18"/>
               </w:rPr>
-              <w:t>C5: Art. 7º, caput, incisos I a III e §1º, da Lei 14.133/2021: designação de agentes públicos para funções essenciais, observados atribuições, formação, segregação de funções e inexistência de vínculos que comprometam a atuação.</w:t>
+              <w:t>C5: COBIT 2019, BAI02.04 - Obter aprovação dos requisitos da solução: obter aprovação formal dos requisitos funcionais, técnicos, de segurança e de conformidade antes de prosseguir com a solução.</w:t>
             </w:r>
           </w:p>
           <w:p ns2:paraId="2667BB09" ns2:textId="2C1623C1">
@@ -7574,7 +7467,7 @@
                 <w:sz w:val="18"/>
                 <w:szCs w:val="18"/>
               </w:rPr>
-              <w:t>C6: Art. 46, caput e §2º, da Lei 13.709/2018: adoção de medidas de segurança, técnicas e administrativas, desde a concepção do produto ou serviço até sua execução.</w:t>
+              <w:t>C6: COBIT 2019, APO01.05 - Estabelecer papéis e responsabilidades: definir e comunicar papéis e responsabilidades relacionados à informação e à tecnologia.</w:t>
             </w:r>
           </w:p>
           <w:p ns2:paraId="2667BB09" ns2:textId="2C1623C1">
@@ -7597,7 +7490,7 @@
                 <w:sz w:val="18"/>
                 <w:szCs w:val="18"/>
               </w:rPr>
-              <w:t>C7: COBIT 2019, BAI02.04 - Obter aprovação dos requisitos da solução: obter aprovação formal dos requisitos funcionais, técnicos, de segurança e de conformidade antes de prosseguir com a solução.</w:t>
+              <w:t>C7: COBIT 2019, APO01.09 - Definir e comunicar políticas e procedimentos: manter políticas, procedimentos e orientações para direcionar processos de gestão de TIC.</w:t>
             </w:r>
           </w:p>
           <w:p ns2:paraId="2667BB09" ns2:textId="2C1623C1">
@@ -7620,99 +7513,7 @@
                 <w:sz w:val="18"/>
                 <w:szCs w:val="18"/>
               </w:rPr>
-              <w:t>C8: COBIT 2019, APO01.05 - Estabelecer papéis e responsabilidades: definir e comunicar papéis e responsabilidades relacionados à informação e à tecnologia.</w:t>
-            </w:r>
-          </w:p>
-          <w:p ns2:paraId="2667BB09" ns2:textId="2C1623C1">
-            <w:pPr>
-              <w:pStyle w:val="Default"/>
-              <w:spacing w:after="120"/>
-              <w:jc w:val="both"/>
-              <w:rPr>
-                <w:bCs/>
-                <w:color w:val="auto"/>
-                <w:sz w:val="18"/>
-                <w:szCs w:val="18"/>
-                <w:vertAlign w:val="superscript"/>
-              </w:rPr>
-            </w:pPr>
-            <w:r>
-              <w:rPr>
-                <w:bCs/>
-                <w:color w:val="auto"/>
-                <w:sz w:val="18"/>
-                <w:szCs w:val="18"/>
-              </w:rPr>
-              <w:t>C9: COBIT 2019, APO01.09 - Definir e comunicar políticas e procedimentos: manter políticas, procedimentos e orientações para direcionar processos de gestão de TIC.</w:t>
-            </w:r>
-          </w:p>
-          <w:p ns2:paraId="2667BB09" ns2:textId="2C1623C1">
-            <w:pPr>
-              <w:pStyle w:val="Default"/>
-              <w:spacing w:after="120"/>
-              <w:jc w:val="both"/>
-              <w:rPr>
-                <w:bCs/>
-                <w:color w:val="auto"/>
-                <w:sz w:val="18"/>
-                <w:szCs w:val="18"/>
-                <w:vertAlign w:val="superscript"/>
-              </w:rPr>
-            </w:pPr>
-            <w:r>
-              <w:rPr>
-                <w:bCs/>
-                <w:color w:val="auto"/>
-                <w:sz w:val="18"/>
-                <w:szCs w:val="18"/>
-              </w:rPr>
-              <w:t>C10: COBIT 2019, APO10.03 - Gerenciar relacionamentos e contratos com fornecedores: estabelecer e acompanhar contratos, responsabilidades, níveis de serviço e obrigações de fornecedores.</w:t>
-            </w:r>
-          </w:p>
-          <w:p ns2:paraId="2667BB09" ns2:textId="2C1623C1">
-            <w:pPr>
-              <w:pStyle w:val="Default"/>
-              <w:spacing w:after="120"/>
-              <w:jc w:val="both"/>
-              <w:rPr>
-                <w:bCs/>
-                <w:color w:val="auto"/>
-                <w:sz w:val="18"/>
-                <w:szCs w:val="18"/>
-                <w:vertAlign w:val="superscript"/>
-              </w:rPr>
-            </w:pPr>
-            <w:r>
-              <w:rPr>
-                <w:bCs/>
-                <w:color w:val="auto"/>
-                <w:sz w:val="18"/>
-                <w:szCs w:val="18"/>
-              </w:rPr>
-              <w:t>C11: COBIT 2019, APO10.05 - Monitorar desempenho e conformidade de fornecedores: acompanhar desempenho, conformidade, qualidade e resultados pactuados com fornecedores.</w:t>
-            </w:r>
-          </w:p>
-          <w:p ns2:paraId="2667BB09" ns2:textId="2C1623C1">
-            <w:pPr>
-              <w:pStyle w:val="Default"/>
-              <w:spacing w:after="120"/>
-              <w:jc w:val="both"/>
-              <w:rPr>
-                <w:bCs/>
-                <w:color w:val="auto"/>
-                <w:sz w:val="18"/>
-                <w:szCs w:val="18"/>
-                <w:vertAlign w:val="superscript"/>
-              </w:rPr>
-            </w:pPr>
-            <w:r>
-              <w:rPr>
-                <w:bCs/>
-                <w:color w:val="auto"/>
-                <w:sz w:val="18"/>
-                <w:szCs w:val="18"/>
-              </w:rPr>
-              <w:t>C12: Instrução Normativa SGD/ME nº 94, de 23 de dezembro de 2022, art. 1º, § 1º: como referência de boa prática, a aplicação de ritos formais de contratação de TIC pode ser facultada para contratações diretas por dispensa em razão do valor (inciso II do art. 75 da Lei nº 14.133/2021), indicando a possibilidade de fluxos simplificados para aquisições de baixa complexidade ou valor.</w:t>
+              <w:t>C8: Instrução Normativa SGD/ME nº 94, de 23 de dezembro de 2022, art. 1º, § 1º: como referência de boa prática, a aplicação de ritos formais de contratação de TIC pode ser facultada para contratações diretas por dispensa em razão do valor (inciso II do art. 75 da Lei nº 14.133/2021), indicando a possibilidade de fluxos simplificados para aquisições de baixa complexidade ou valor.</w:t>
             </w:r>
           </w:p>
         </w:tc>
@@ -7831,50 +7632,6 @@
               <w:t>P5: Verificar, por meio da q2804[C] e da q2801evi, se a equipe de planejamento da contratação é formalmente designada e possui participação técnica de TIC; [IR7]</w:t>
             </w:r>
           </w:p>
-          <w:p ns2:paraId="4C6E5B2E" ns2:textId="42100C78">
-            <w:pPr>
-              <w:pStyle w:val="Default"/>
-              <w:jc w:val="both"/>
-              <w:rPr>
-                <w:b/>
-                <w:bCs/>
-                <w:color w:val="auto"/>
-                <w:sz w:val="18"/>
-                <w:szCs w:val="18"/>
-              </w:rPr>
-              <w:spacing w:after="120"/>
-            </w:pPr>
-            <w:r>
-              <w:rPr>
-                <w:color w:val="auto"/>
-                <w:sz w:val="18"/>
-                <w:szCs w:val="18"/>
-              </w:rPr>
-              <w:t>P6: Verificar, por meio das q2801ext[B], q2804[E] e q2801evi, se os artefatos de planejamento contemplam requisitos técnicos, riscos, segurança da informação, proteção de dados e critérios objetivos de aceite; [IR8]</w:t>
-            </w:r>
-          </w:p>
-          <w:p ns2:paraId="4C6E5B2E" ns2:textId="42100C78">
-            <w:pPr>
-              <w:pStyle w:val="Default"/>
-              <w:jc w:val="both"/>
-              <w:rPr>
-                <w:b/>
-                <w:bCs/>
-                <w:color w:val="auto"/>
-                <w:sz w:val="18"/>
-                <w:szCs w:val="18"/>
-              </w:rPr>
-              <w:spacing w:after="120"/>
-            </w:pPr>
-            <w:r>
-              <w:rPr>
-                <w:color w:val="auto"/>
-                <w:sz w:val="18"/>
-                <w:szCs w:val="18"/>
-              </w:rPr>
-              <w:t>P7: Verificar, por meio das q2804[D], q2801ext[E], q2801ext[F] e q2801evi, se os contratos possuem níveis mínimos de serviço, métricas de desempenho ou critérios objetivos de fiscalização e recebimento; [IR9]</w:t>
-            </w:r>
-          </w:p>
         </w:tc>
         <w:tc>
           <w:tcPr>
@@ -7995,44 +7752,6 @@
               <w:t>E6: Resposta negativa ou insuficiente sobre equipe de planejamento formalmente designada e com participação técnica de TIC; [P5]</w:t>
             </w:r>
           </w:p>
-          <w:p ns2:paraId="1E80855F" ns2:textId="1D853748">
-            <w:pPr>
-              <w:jc w:val="both"/>
-              <w:rPr>
-                <w:rFonts w:ascii="Arial" w:hAnsi="Arial" w:cs="Arial"/>
-                <w:sz w:val="18"/>
-                <w:szCs w:val="18"/>
-              </w:rPr>
-              <w:spacing w:after="120"/>
-            </w:pPr>
-            <w:r>
-              <w:rPr>
-                <w:rFonts w:ascii="Arial" w:hAnsi="Arial" w:cs="Arial"/>
-                <w:sz w:val="18"/>
-                <w:szCs w:val="18"/>
-              </w:rPr>
-              <w:t>E7: Ausência ou insuficiência de requisitos técnicos, riscos, segurança da informação, proteção de dados ou critérios objetivos de aceite nos artefatos de planejamento; [P6]</w:t>
-            </w:r>
-          </w:p>
-          <w:p ns2:paraId="1E80855F" ns2:textId="1D853748">
-            <w:pPr>
-              <w:jc w:val="both"/>
-              <w:rPr>
-                <w:rFonts w:ascii="Arial" w:hAnsi="Arial" w:cs="Arial"/>
-                <w:sz w:val="18"/>
-                <w:szCs w:val="18"/>
-              </w:rPr>
-              <w:spacing w:after="120"/>
-            </w:pPr>
-            <w:r>
-              <w:rPr>
-                <w:rFonts w:ascii="Arial" w:hAnsi="Arial" w:cs="Arial"/>
-                <w:sz w:val="18"/>
-                <w:szCs w:val="18"/>
-              </w:rPr>
-              <w:t>E8: Ausência ou insuficiência de níveis mínimos de serviço, métricas de desempenho ou critérios objetivos de fiscalização e recebimento; [P7]</w:t>
-            </w:r>
-          </w:p>
         </w:tc>
         <w:tc>
           <w:tcPr>
@@ -8085,7 +7804,7 @@
                 <w:sz w:val="18"/>
                 <w:szCs w:val="18"/>
               </w:rPr>
-              <w:t>- S6.1: Inexistência ou fragilidade de processo formal e padronizado para contratações de TIC.; Referências: R6.1, R6.2, P1, E1, P2, E2; Critérios: C1, C4, C9; Encaminhamento: formalize e padronize o processo de contratação de TIC, compatível com o porte, a complexidade e os riscos das contratações da organização, atentando-se, minimamente, em definir fluxo, etapas, papéis, responsabilidades, instâncias de aprovação e modelos de artefatos, manuais, listas de verificação ou orientações internas aplicáveis</w:t>
+              <w:t>- S6.1: Inexistência ou fragilidade de processo formal e padronizado para contratações de TIC.; Referências: R6.1, R6.2, P1, E1, P2, E2; Critérios: C1, C3, C7; Encaminhamento: formalize e padronize o processo de contratação de TIC, compatível com o porte, a complexidade e os riscos das contratações da organização, atentando-se, minimamente, em definir fluxo, etapas, papéis, responsabilidades, instâncias de aprovação e modelos de artefatos, manuais, listas de verificação ou orientações internas aplicáveis</w:t>
             </w:r>
           </w:p>
           <w:p ns2:paraId="11118515" ns2:textId="02403B9E">
@@ -8109,7 +7828,7 @@
                 <w:sz w:val="18"/>
                 <w:szCs w:val="18"/>
               </w:rPr>
-              <w:t>- S6.2: Contratações de TIC sem análise prévia e aprovação técnica obrigatória da área de TIC.; Referências: R6.3, P3, E3, E4; Critérios: C1, C7, C8, C12; Encaminhamento: estabeleça a submissão das contratações de TIC à análise prévia da área de TIC, inclusive quando demandadas por outras áreas, de modo a verificar a compatibilidade da solução com os padrões tecnológicos, os requisitos institucionais, a segurança da informação e a arquitetura existente, admitindo fluxos simplificados para contratações de baixa complexidade ou baixo valor, desde que preservada análise técnica mínima compatível com o risco da contratação</w:t>
+              <w:t>- S6.2: Contratações de TIC sem análise prévia e aprovação técnica obrigatória da área de TIC.; Referências: R6.3, P3, E3, E4; Critérios: C1, C5, C6, C8; Encaminhamento: estabeleça a submissão das contratações de TIC à análise prévia da área de TIC, inclusive quando demandadas por outras áreas, de modo a verificar a compatibilidade da solução com os padrões tecnológicos, os requisitos institucionais e a arquitetura existente, admitindo fluxos simplificados para contratações de baixa complexidade ou baixo valor, desde que preservada análise técnica mínima compatível com o risco da contratação</w:t>
             </w:r>
           </w:p>
           <w:p ns2:paraId="11118515" ns2:textId="02403B9E">
@@ -8157,7 +7876,7 @@
                 <w:sz w:val="18"/>
                 <w:szCs w:val="18"/>
               </w:rPr>
-              <w:t>- S6.4: Contratações de TIC sem equipe de planejamento formalmente designada e com participação técnica de TIC.; Referências: R6.4, P5, E6; Critérios: C1, C5, C8; Encaminhamento: designe formalmente equipe responsável pelo planejamento das contratações de TIC, atentando-se, minimamente, em assegurar a participação da área requisitante, da área técnica de TIC e das demais áreas necessárias, com definição das responsabilidades de seus integrantes</w:t>
+              <w:t>- S6.4: Contratações de TIC sem equipe de planejamento formalmente designada e com participação técnica de TIC.; Referências: R6.4, P5, E6; Critérios: C1, C4, C6; Encaminhamento: designe formalmente equipe responsável pelo planejamento das contratações de TIC, atentando-se, minimamente, em assegurar a participação da área requisitante, da área técnica de TIC e das demais áreas necessárias, com definição das responsabilidades de seus integrantes</w:t>
             </w:r>
           </w:p>
         </w:tc>
